--- a/docs/guide/project/en/CryptoCopilot-Guide-EN.docx
+++ b/docs/guide/project/en/CryptoCopilot-Guide-EN.docx
@@ -9981,7 +9981,7 @@
           <w:sz w:val="21"/>
           <w:szCs w:val="21"/>
         </w:rPr>
-        <w:t xml:space="preserve"> with a fixed phrase rather than guessing, and it </w:t>
+        <w:t xml:space="preserve"> with a fixed phrase rather than guessing. When you ask for a view it gives an </w:t>
       </w:r>
       <w:r>
         <w:rPr>
@@ -9992,7 +9992,29 @@
           <w:sz w:val="21"/>
           <w:szCs w:val="21"/>
         </w:rPr>
-        <w:t>always refuses to give trading advice</w:t>
+        <w:t>actionable, cited signal</w:t>
+      </w:r>
+      <w:r>
+        <w:rPr>
+          <w:rFonts w:ascii="Calibri" w:hAnsi="Calibri" w:cs="Calibri"/>
+          <w:b w:val="0"/>
+          <w:i w:val="0"/>
+          <w:color w:val="333A45"/>
+          <w:sz w:val="21"/>
+          <w:szCs w:val="21"/>
+        </w:rPr>
+        <w:t xml:space="preserve"> — and flags it as </w:t>
+      </w:r>
+      <w:r>
+        <w:rPr>
+          <w:rFonts w:ascii="Calibri" w:hAnsi="Calibri" w:cs="Calibri"/>
+          <w:b/>
+          <w:i w:val="0"/>
+          <w:color w:val="333A45"/>
+          <w:sz w:val="21"/>
+          <w:szCs w:val="21"/>
+        </w:rPr>
+        <w:t>educational, not financial advice</w:t>
       </w:r>
       <w:r>
         <w:rPr>
@@ -14298,7 +14320,7 @@
                 <w:sz w:val="17"/>
                 <w:szCs w:val="17"/>
               </w:rPr>
-              <w:t>Strong grounded retrieval; refuses out-of-corpus questions and trading advice. ≈ €0 (local).</w:t>
+              <w:t>Strong grounded retrieval; gives cited signal-based views, refuses out-of-corpus questions. ≈ €0 (local).</w:t>
             </w:r>
           </w:p>
         </w:tc>
